--- a/recommendation_template_ngu.docx
+++ b/recommendation_template_ngu.docx
@@ -63,6 +63,7 @@
                   <w:docPart w:val="FCC2FC9F39120C4DB9E8CF7D4464674B"/>
                 </w:placeholder>
               </w:sdtPr>
+              <w:sdtEndPr/>
               <w:sdtContent>
                 <w:r>
                   <w:t>НАЦІОНАЛЬНА ГВАРДІЯ УКРАЇНИ</w:t>
@@ -109,19 +110,11 @@
                 <w:lang w:val="uk-UA"/>
               </w:rPr>
             </w:pPr>
-            <w:proofErr w:type="spellStart"/>
-            <w:r>
-              <w:rPr>
-                <w:lang w:val="uk-UA"/>
-              </w:rPr>
-              <w:t>тел</w:t>
-            </w:r>
-            <w:proofErr w:type="spellEnd"/>
-            <w:r>
-              <w:rPr>
-                <w:lang w:val="uk-UA"/>
-              </w:rPr>
-              <w:t>.(044)364-88-10,</w:t>
+            <w:r>
+              <w:rPr>
+                <w:lang w:val="uk-UA"/>
+              </w:rPr>
+              <w:t>тел.(044)364-88-10,</w:t>
             </w:r>
           </w:p>
           <w:p>
@@ -262,7 +255,7 @@
           <v:shape id="ole_rId2" o:spid="_x0000_s1026" type="#_x0000_t75" alt="" style="position:absolute;margin-left:103.65pt;margin-top:-188.9pt;width:36.2pt;height:48.8pt;z-index:251658240;visibility:visible;mso-wrap-edited:f;mso-width-percent:0;mso-height-percent:0;mso-wrap-distance-right:0;mso-position-horizontal-relative:text;mso-position-vertical-relative:text;mso-width-percent:0;mso-height-percent:0">
             <v:imagedata r:id="rId7" o:title=""/>
           </v:shape>
-          <o:OLEObject Type="Embed" ProgID="MSPhotoEd.3" ShapeID="ole_rId2" DrawAspect="Content" ObjectID="_1839649907" r:id="rId8"/>
+          <o:OLEObject Type="Embed" ProgID="MSPhotoEd.3" ShapeID="ole_rId2" DrawAspect="Content" ObjectID="_1839651007" r:id="rId8"/>
         </w:object>
       </w:r>
     </w:p>
@@ -345,16 +338,15 @@
           <w:szCs w:val="21"/>
           <w:lang w:val="en-US"/>
         </w:rPr>
-        <w:t xml:space="preserve">{{ </w:t>
-      </w:r>
-      <w:proofErr w:type="spellStart"/>
+        <w:t>{{ zvannia</w:t>
+      </w:r>
       <w:r>
         <w:rPr>
           <w:sz w:val="21"/>
           <w:szCs w:val="21"/>
           <w:lang w:val="en-US"/>
         </w:rPr>
-        <w:t>zvannia</w:t>
+        <w:t>_rod</w:t>
       </w:r>
       <w:r>
         <w:rPr>
@@ -362,24 +354,23 @@
           <w:szCs w:val="21"/>
           <w:lang w:val="en-US"/>
         </w:rPr>
-        <w:t>_rod</w:t>
-      </w:r>
-      <w:proofErr w:type="spellEnd"/>
+        <w:t xml:space="preserve"> }}</w:t>
+      </w:r>
+      <w:r>
+        <w:rPr>
+          <w:sz w:val="21"/>
+          <w:szCs w:val="21"/>
+          <w:lang w:val="uk-UA"/>
+        </w:rPr>
+        <w:t xml:space="preserve"> </w:t>
+      </w:r>
       <w:r>
         <w:rPr>
           <w:sz w:val="21"/>
           <w:szCs w:val="21"/>
           <w:lang w:val="en-US"/>
         </w:rPr>
-        <w:t xml:space="preserve"> }}</w:t>
-      </w:r>
-      <w:r>
-        <w:rPr>
-          <w:sz w:val="21"/>
-          <w:szCs w:val="21"/>
-          <w:lang w:val="uk-UA"/>
-        </w:rPr>
-        <w:t xml:space="preserve"> </w:t>
+        <w:t xml:space="preserve">{{ </w:t>
       </w:r>
       <w:r>
         <w:rPr>
@@ -387,18 +378,8 @@
           <w:szCs w:val="21"/>
           <w:lang w:val="en-US"/>
         </w:rPr>
-        <w:t xml:space="preserve">{{ </w:t>
-      </w:r>
-      <w:proofErr w:type="spellStart"/>
-      <w:r>
-        <w:rPr>
-          <w:sz w:val="21"/>
-          <w:szCs w:val="21"/>
-          <w:lang w:val="en-US"/>
-        </w:rPr>
         <w:t>pib_rod</w:t>
       </w:r>
-      <w:proofErr w:type="spellEnd"/>
       <w:r>
         <w:rPr>
           <w:sz w:val="21"/>
@@ -493,33 +474,13 @@
                 <w:lang w:val="en-US"/>
               </w:rPr>
             </w:pPr>
-            <w:proofErr w:type="gramStart"/>
-            <w:r>
-              <w:rPr>
-                <w:sz w:val="21"/>
-                <w:szCs w:val="21"/>
-                <w:lang w:val="en-US"/>
-              </w:rPr>
-              <w:t xml:space="preserve">{{ </w:t>
-            </w:r>
-            <w:proofErr w:type="spellStart"/>
-            <w:r>
-              <w:rPr>
-                <w:sz w:val="21"/>
-                <w:szCs w:val="21"/>
-                <w:lang w:val="en-US"/>
-              </w:rPr>
-              <w:t>pib</w:t>
-            </w:r>
-            <w:proofErr w:type="spellEnd"/>
-            <w:proofErr w:type="gramEnd"/>
-            <w:r>
-              <w:rPr>
-                <w:sz w:val="21"/>
-                <w:szCs w:val="21"/>
-                <w:lang w:val="en-US"/>
-              </w:rPr>
-              <w:t xml:space="preserve"> }}</w:t>
+            <w:r>
+              <w:rPr>
+                <w:sz w:val="21"/>
+                <w:szCs w:val="21"/>
+                <w:lang w:val="en-US"/>
+              </w:rPr>
+              <w:t>{{ pib }}</w:t>
             </w:r>
           </w:p>
         </w:tc>
@@ -561,33 +522,13 @@
                 <w:lang w:val="en-US"/>
               </w:rPr>
             </w:pPr>
-            <w:proofErr w:type="gramStart"/>
-            <w:r>
-              <w:rPr>
-                <w:sz w:val="21"/>
-                <w:szCs w:val="21"/>
-                <w:lang w:val="en-US"/>
-              </w:rPr>
-              <w:t xml:space="preserve">{{ </w:t>
-            </w:r>
-            <w:proofErr w:type="spellStart"/>
-            <w:r>
-              <w:rPr>
-                <w:sz w:val="21"/>
-                <w:szCs w:val="21"/>
-                <w:lang w:val="en-US"/>
-              </w:rPr>
-              <w:t>zvannia</w:t>
-            </w:r>
-            <w:proofErr w:type="spellEnd"/>
-            <w:proofErr w:type="gramEnd"/>
-            <w:r>
-              <w:rPr>
-                <w:sz w:val="21"/>
-                <w:szCs w:val="21"/>
-                <w:lang w:val="en-US"/>
-              </w:rPr>
-              <w:t xml:space="preserve"> }}</w:t>
+            <w:r>
+              <w:rPr>
+                <w:sz w:val="21"/>
+                <w:szCs w:val="21"/>
+                <w:lang w:val="en-US"/>
+              </w:rPr>
+              <w:t>{{ zvannia }}</w:t>
             </w:r>
           </w:p>
         </w:tc>
@@ -629,7 +570,6 @@
                 <w:lang w:val="en-US"/>
               </w:rPr>
             </w:pPr>
-            <w:proofErr w:type="gramStart"/>
             <w:r>
               <w:rPr>
                 <w:sz w:val="21"/>
@@ -638,7 +578,6 @@
               </w:rPr>
               <w:t xml:space="preserve">{{ </w:t>
             </w:r>
-            <w:proofErr w:type="spellStart"/>
             <w:r>
               <w:rPr>
                 <w:sz w:val="21"/>
@@ -647,8 +586,6 @@
               </w:rPr>
               <w:t>rnokpp</w:t>
             </w:r>
-            <w:proofErr w:type="spellEnd"/>
-            <w:proofErr w:type="gramEnd"/>
             <w:r>
               <w:rPr>
                 <w:sz w:val="21"/>
@@ -697,7 +634,6 @@
                 <w:lang w:val="en-US"/>
               </w:rPr>
             </w:pPr>
-            <w:proofErr w:type="gramStart"/>
             <w:r>
               <w:rPr>
                 <w:sz w:val="21"/>
@@ -706,25 +642,14 @@
               </w:rPr>
               <w:t xml:space="preserve">{{ </w:t>
             </w:r>
-            <w:proofErr w:type="spellStart"/>
-            <w:r>
-              <w:rPr>
-                <w:sz w:val="21"/>
-                <w:szCs w:val="21"/>
-                <w:lang w:val="en-US"/>
-              </w:rPr>
-              <w:t>birth</w:t>
-            </w:r>
-            <w:proofErr w:type="gramEnd"/>
-            <w:r>
-              <w:rPr>
-                <w:sz w:val="21"/>
-                <w:szCs w:val="21"/>
-                <w:lang w:val="en-US"/>
-              </w:rPr>
-              <w:t>_date</w:t>
-            </w:r>
-            <w:proofErr w:type="spellEnd"/>
+            <w:r>
+              <w:rPr>
+                <w:sz w:val="21"/>
+                <w:szCs w:val="21"/>
+                <w:lang w:val="en-US"/>
+              </w:rPr>
+              <w:t>birth_date</w:t>
+            </w:r>
             <w:r>
               <w:rPr>
                 <w:sz w:val="21"/>
@@ -774,7 +699,6 @@
                 <w:lang w:val="en-US"/>
               </w:rPr>
             </w:pPr>
-            <w:proofErr w:type="gramStart"/>
             <w:r>
               <w:rPr>
                 <w:sz w:val="21"/>
@@ -791,7 +715,6 @@
               </w:rPr>
               <w:t>education</w:t>
             </w:r>
-            <w:proofErr w:type="gramEnd"/>
             <w:r>
               <w:rPr>
                 <w:sz w:val="21"/>
@@ -840,7 +763,6 @@
                 <w:lang w:val="en-US"/>
               </w:rPr>
             </w:pPr>
-            <w:proofErr w:type="gramStart"/>
             <w:r>
               <w:rPr>
                 <w:sz w:val="21"/>
@@ -849,25 +771,14 @@
               </w:rPr>
               <w:t xml:space="preserve">{{ </w:t>
             </w:r>
-            <w:proofErr w:type="spellStart"/>
-            <w:r>
-              <w:rPr>
-                <w:sz w:val="21"/>
-                <w:szCs w:val="21"/>
-                <w:lang w:val="en-US"/>
-              </w:rPr>
-              <w:t>service</w:t>
-            </w:r>
-            <w:proofErr w:type="gramEnd"/>
-            <w:r>
-              <w:rPr>
-                <w:sz w:val="21"/>
-                <w:szCs w:val="21"/>
-                <w:lang w:val="en-US"/>
-              </w:rPr>
-              <w:t>_start</w:t>
-            </w:r>
-            <w:proofErr w:type="spellEnd"/>
+            <w:r>
+              <w:rPr>
+                <w:sz w:val="21"/>
+                <w:szCs w:val="21"/>
+                <w:lang w:val="en-US"/>
+              </w:rPr>
+              <w:t>service_start</w:t>
+            </w:r>
             <w:r>
               <w:rPr>
                 <w:sz w:val="21"/>
@@ -916,7 +827,6 @@
                 <w:lang w:val="en-US"/>
               </w:rPr>
             </w:pPr>
-            <w:proofErr w:type="gramStart"/>
             <w:r>
               <w:rPr>
                 <w:sz w:val="21"/>
@@ -925,25 +835,14 @@
               </w:rPr>
               <w:t xml:space="preserve">{{ </w:t>
             </w:r>
-            <w:proofErr w:type="spellStart"/>
-            <w:r>
-              <w:rPr>
-                <w:sz w:val="21"/>
-                <w:szCs w:val="21"/>
-                <w:lang w:val="en-US"/>
-              </w:rPr>
-              <w:t>combat</w:t>
-            </w:r>
-            <w:proofErr w:type="gramEnd"/>
-            <w:r>
-              <w:rPr>
-                <w:sz w:val="21"/>
-                <w:szCs w:val="21"/>
-                <w:lang w:val="en-US"/>
-              </w:rPr>
-              <w:t>_history</w:t>
-            </w:r>
-            <w:proofErr w:type="spellEnd"/>
+            <w:r>
+              <w:rPr>
+                <w:sz w:val="21"/>
+                <w:szCs w:val="21"/>
+                <w:lang w:val="en-US"/>
+              </w:rPr>
+              <w:t>combat_history</w:t>
+            </w:r>
             <w:r>
               <w:rPr>
                 <w:sz w:val="21"/>
@@ -1095,7 +994,6 @@
                 <w:lang w:val="en-US"/>
               </w:rPr>
             </w:pPr>
-            <w:proofErr w:type="gramStart"/>
             <w:r>
               <w:rPr>
                 <w:sz w:val="21"/>
@@ -1104,25 +1002,14 @@
               </w:rPr>
               <w:t xml:space="preserve">{{ </w:t>
             </w:r>
-            <w:proofErr w:type="spellStart"/>
-            <w:r>
-              <w:rPr>
-                <w:sz w:val="21"/>
-                <w:szCs w:val="21"/>
-                <w:lang w:val="en-US"/>
-              </w:rPr>
-              <w:t>v</w:t>
-            </w:r>
-            <w:proofErr w:type="gramEnd"/>
-            <w:r>
-              <w:rPr>
-                <w:sz w:val="21"/>
-                <w:szCs w:val="21"/>
-                <w:lang w:val="en-US"/>
-              </w:rPr>
-              <w:t>_position</w:t>
-            </w:r>
-            <w:proofErr w:type="spellEnd"/>
+            <w:r>
+              <w:rPr>
+                <w:sz w:val="21"/>
+                <w:szCs w:val="21"/>
+                <w:lang w:val="en-US"/>
+              </w:rPr>
+              <w:t>v_position</w:t>
+            </w:r>
             <w:r>
               <w:rPr>
                 <w:sz w:val="21"/>
@@ -1171,7 +1058,6 @@
                 <w:lang w:val="en-US"/>
               </w:rPr>
             </w:pPr>
-            <w:proofErr w:type="gramStart"/>
             <w:r>
               <w:rPr>
                 <w:sz w:val="21"/>
@@ -1180,25 +1066,14 @@
               </w:rPr>
               <w:t xml:space="preserve">{{ </w:t>
             </w:r>
-            <w:proofErr w:type="spellStart"/>
-            <w:r>
-              <w:rPr>
-                <w:sz w:val="21"/>
-                <w:szCs w:val="21"/>
-                <w:lang w:val="en-US"/>
-              </w:rPr>
-              <w:t>v</w:t>
-            </w:r>
-            <w:proofErr w:type="gramEnd"/>
-            <w:r>
-              <w:rPr>
-                <w:sz w:val="21"/>
-                <w:szCs w:val="21"/>
-                <w:lang w:val="en-US"/>
-              </w:rPr>
-              <w:t>_shpk</w:t>
-            </w:r>
-            <w:proofErr w:type="spellEnd"/>
+            <w:r>
+              <w:rPr>
+                <w:sz w:val="21"/>
+                <w:szCs w:val="21"/>
+                <w:lang w:val="en-US"/>
+              </w:rPr>
+              <w:t>v_shpk</w:t>
+            </w:r>
             <w:r>
               <w:rPr>
                 <w:sz w:val="21"/>
@@ -1247,7 +1122,6 @@
                 <w:lang w:val="uk-UA"/>
               </w:rPr>
             </w:pPr>
-            <w:proofErr w:type="gramStart"/>
             <w:r>
               <w:rPr>
                 <w:sz w:val="21"/>
@@ -1256,25 +1130,14 @@
               </w:rPr>
               <w:t xml:space="preserve">{{ </w:t>
             </w:r>
-            <w:proofErr w:type="spellStart"/>
             <w:r>
               <w:rPr>
                 <w:sz w:val="21"/>
                 <w:szCs w:val="21"/>
                 <w:lang w:val="en-GB"/>
               </w:rPr>
-              <w:t>v</w:t>
-            </w:r>
-            <w:proofErr w:type="gramEnd"/>
-            <w:r>
-              <w:rPr>
-                <w:sz w:val="21"/>
-                <w:szCs w:val="21"/>
-                <w:lang w:val="en-GB"/>
-              </w:rPr>
-              <w:t>_vos</w:t>
-            </w:r>
-            <w:proofErr w:type="spellEnd"/>
+              <w:t>v_vos</w:t>
+            </w:r>
             <w:r>
               <w:rPr>
                 <w:sz w:val="21"/>
@@ -1323,7 +1186,6 @@
                 <w:lang w:val="en-US"/>
               </w:rPr>
             </w:pPr>
-            <w:proofErr w:type="gramStart"/>
             <w:r>
               <w:rPr>
                 <w:sz w:val="21"/>
@@ -1332,25 +1194,14 @@
               </w:rPr>
               <w:t xml:space="preserve">{{ </w:t>
             </w:r>
-            <w:proofErr w:type="spellStart"/>
-            <w:r>
-              <w:rPr>
-                <w:sz w:val="21"/>
-                <w:szCs w:val="21"/>
-                <w:lang w:val="en-US"/>
-              </w:rPr>
-              <w:t>v</w:t>
-            </w:r>
-            <w:proofErr w:type="gramEnd"/>
-            <w:r>
-              <w:rPr>
-                <w:sz w:val="21"/>
-                <w:szCs w:val="21"/>
-                <w:lang w:val="en-US"/>
-              </w:rPr>
-              <w:t>_tarif</w:t>
-            </w:r>
-            <w:proofErr w:type="spellEnd"/>
+            <w:r>
+              <w:rPr>
+                <w:sz w:val="21"/>
+                <w:szCs w:val="21"/>
+                <w:lang w:val="en-US"/>
+              </w:rPr>
+              <w:t>v_tarif</w:t>
+            </w:r>
             <w:r>
               <w:rPr>
                 <w:sz w:val="21"/>
@@ -1399,7 +1250,6 @@
                 <w:lang w:val="en-US"/>
               </w:rPr>
             </w:pPr>
-            <w:proofErr w:type="gramStart"/>
             <w:r>
               <w:rPr>
                 <w:sz w:val="21"/>
@@ -1408,25 +1258,14 @@
               </w:rPr>
               <w:t xml:space="preserve">{{ </w:t>
             </w:r>
-            <w:proofErr w:type="spellStart"/>
-            <w:r>
-              <w:rPr>
-                <w:sz w:val="21"/>
-                <w:szCs w:val="21"/>
-                <w:lang w:val="en-US"/>
-              </w:rPr>
-              <w:t>v</w:t>
-            </w:r>
-            <w:proofErr w:type="gramEnd"/>
-            <w:r>
-              <w:rPr>
-                <w:sz w:val="21"/>
-                <w:szCs w:val="21"/>
-                <w:lang w:val="en-US"/>
-              </w:rPr>
-              <w:t>_salary</w:t>
-            </w:r>
-            <w:proofErr w:type="spellEnd"/>
+            <w:r>
+              <w:rPr>
+                <w:sz w:val="21"/>
+                <w:szCs w:val="21"/>
+                <w:lang w:val="en-US"/>
+              </w:rPr>
+              <w:t>v_salary</w:t>
+            </w:r>
             <w:r>
               <w:rPr>
                 <w:sz w:val="21"/>
@@ -1558,7 +1397,6 @@
                 <w:lang w:val="en-US"/>
               </w:rPr>
             </w:pPr>
-            <w:proofErr w:type="gramStart"/>
             <w:r>
               <w:rPr>
                 <w:sz w:val="21"/>
@@ -1567,25 +1405,14 @@
               </w:rPr>
               <w:t xml:space="preserve">{{ </w:t>
             </w:r>
-            <w:proofErr w:type="spellStart"/>
-            <w:r>
-              <w:rPr>
-                <w:sz w:val="21"/>
-                <w:szCs w:val="21"/>
-                <w:lang w:val="en-US"/>
-              </w:rPr>
-              <w:t>c</w:t>
-            </w:r>
-            <w:proofErr w:type="gramEnd"/>
-            <w:r>
-              <w:rPr>
-                <w:sz w:val="21"/>
-                <w:szCs w:val="21"/>
-                <w:lang w:val="en-US"/>
-              </w:rPr>
-              <w:t>_unit</w:t>
-            </w:r>
-            <w:proofErr w:type="spellEnd"/>
+            <w:r>
+              <w:rPr>
+                <w:sz w:val="21"/>
+                <w:szCs w:val="21"/>
+                <w:lang w:val="en-US"/>
+              </w:rPr>
+              <w:t>c_unit</w:t>
+            </w:r>
             <w:r>
               <w:rPr>
                 <w:sz w:val="21"/>
@@ -1635,7 +1462,6 @@
                 <w:lang w:val="en-US"/>
               </w:rPr>
             </w:pPr>
-            <w:proofErr w:type="gramStart"/>
             <w:r>
               <w:rPr>
                 <w:sz w:val="21"/>
@@ -1644,25 +1470,14 @@
               </w:rPr>
               <w:t xml:space="preserve">{{ </w:t>
             </w:r>
-            <w:proofErr w:type="spellStart"/>
-            <w:r>
-              <w:rPr>
-                <w:sz w:val="21"/>
-                <w:szCs w:val="21"/>
-                <w:lang w:val="en-US"/>
-              </w:rPr>
-              <w:t>c</w:t>
-            </w:r>
-            <w:proofErr w:type="gramEnd"/>
-            <w:r>
-              <w:rPr>
-                <w:sz w:val="21"/>
-                <w:szCs w:val="21"/>
-                <w:lang w:val="en-US"/>
-              </w:rPr>
-              <w:t>_position</w:t>
-            </w:r>
-            <w:proofErr w:type="spellEnd"/>
+            <w:r>
+              <w:rPr>
+                <w:sz w:val="21"/>
+                <w:szCs w:val="21"/>
+                <w:lang w:val="en-US"/>
+              </w:rPr>
+              <w:t>c_position</w:t>
+            </w:r>
             <w:r>
               <w:rPr>
                 <w:sz w:val="21"/>
@@ -1711,7 +1526,6 @@
                 <w:lang w:val="en-US"/>
               </w:rPr>
             </w:pPr>
-            <w:proofErr w:type="gramStart"/>
             <w:r>
               <w:rPr>
                 <w:sz w:val="21"/>
@@ -1720,25 +1534,14 @@
               </w:rPr>
               <w:t xml:space="preserve">{{ </w:t>
             </w:r>
-            <w:proofErr w:type="spellStart"/>
-            <w:r>
-              <w:rPr>
-                <w:sz w:val="21"/>
-                <w:szCs w:val="21"/>
-                <w:lang w:val="en-US"/>
-              </w:rPr>
-              <w:t>c</w:t>
-            </w:r>
-            <w:proofErr w:type="gramEnd"/>
-            <w:r>
-              <w:rPr>
-                <w:sz w:val="21"/>
-                <w:szCs w:val="21"/>
-                <w:lang w:val="en-US"/>
-              </w:rPr>
-              <w:t>_shpk</w:t>
-            </w:r>
-            <w:proofErr w:type="spellEnd"/>
+            <w:r>
+              <w:rPr>
+                <w:sz w:val="21"/>
+                <w:szCs w:val="21"/>
+                <w:lang w:val="en-US"/>
+              </w:rPr>
+              <w:t>c_shpk</w:t>
+            </w:r>
             <w:r>
               <w:rPr>
                 <w:sz w:val="21"/>
@@ -1787,7 +1590,6 @@
                 <w:lang w:val="en-US"/>
               </w:rPr>
             </w:pPr>
-            <w:proofErr w:type="gramStart"/>
             <w:r>
               <w:rPr>
                 <w:sz w:val="21"/>
@@ -1796,25 +1598,14 @@
               </w:rPr>
               <w:t xml:space="preserve">{{ </w:t>
             </w:r>
-            <w:proofErr w:type="spellStart"/>
-            <w:r>
-              <w:rPr>
-                <w:sz w:val="21"/>
-                <w:szCs w:val="21"/>
-                <w:lang w:val="en-US"/>
-              </w:rPr>
-              <w:t>c</w:t>
-            </w:r>
-            <w:proofErr w:type="gramEnd"/>
-            <w:r>
-              <w:rPr>
-                <w:sz w:val="21"/>
-                <w:szCs w:val="21"/>
-                <w:lang w:val="en-US"/>
-              </w:rPr>
-              <w:t>_vos</w:t>
-            </w:r>
-            <w:proofErr w:type="spellEnd"/>
+            <w:r>
+              <w:rPr>
+                <w:sz w:val="21"/>
+                <w:szCs w:val="21"/>
+                <w:lang w:val="en-US"/>
+              </w:rPr>
+              <w:t>c_vos</w:t>
+            </w:r>
             <w:r>
               <w:rPr>
                 <w:sz w:val="21"/>
@@ -1863,7 +1654,6 @@
                 <w:lang w:val="en-US"/>
               </w:rPr>
             </w:pPr>
-            <w:proofErr w:type="gramStart"/>
             <w:r>
               <w:rPr>
                 <w:sz w:val="21"/>
@@ -1872,25 +1662,14 @@
               </w:rPr>
               <w:t xml:space="preserve">{{ </w:t>
             </w:r>
-            <w:proofErr w:type="spellStart"/>
-            <w:r>
-              <w:rPr>
-                <w:sz w:val="21"/>
-                <w:szCs w:val="21"/>
-                <w:lang w:val="en-US"/>
-              </w:rPr>
-              <w:t>c</w:t>
-            </w:r>
-            <w:proofErr w:type="gramEnd"/>
-            <w:r>
-              <w:rPr>
-                <w:sz w:val="21"/>
-                <w:szCs w:val="21"/>
-                <w:lang w:val="en-US"/>
-              </w:rPr>
-              <w:t>_tarif</w:t>
-            </w:r>
-            <w:proofErr w:type="spellEnd"/>
+            <w:r>
+              <w:rPr>
+                <w:sz w:val="21"/>
+                <w:szCs w:val="21"/>
+                <w:lang w:val="en-US"/>
+              </w:rPr>
+              <w:t>c_tarif</w:t>
+            </w:r>
             <w:r>
               <w:rPr>
                 <w:sz w:val="21"/>
@@ -1947,7 +1726,6 @@
               </w:rPr>
               <w:t xml:space="preserve">{{ </w:t>
             </w:r>
-            <w:proofErr w:type="spellStart"/>
             <w:r>
               <w:rPr>
                 <w:sz w:val="21"/>
@@ -1956,7 +1734,6 @@
               </w:rPr>
               <w:t>c_salary</w:t>
             </w:r>
-            <w:proofErr w:type="spellEnd"/>
             <w:r>
               <w:rPr>
                 <w:sz w:val="21"/>
@@ -2001,16 +1778,15 @@
           <w:szCs w:val="21"/>
           <w:lang w:val="en-US"/>
         </w:rPr>
-        <w:t xml:space="preserve">{{ </w:t>
-      </w:r>
-      <w:proofErr w:type="spellStart"/>
+        <w:t>{{ zvannia</w:t>
+      </w:r>
       <w:r>
         <w:rPr>
           <w:sz w:val="21"/>
           <w:szCs w:val="21"/>
           <w:lang w:val="en-US"/>
         </w:rPr>
-        <w:t>zvannia</w:t>
+        <w:t>_rod</w:t>
       </w:r>
       <w:r>
         <w:rPr>
@@ -2018,24 +1794,23 @@
           <w:szCs w:val="21"/>
           <w:lang w:val="en-US"/>
         </w:rPr>
-        <w:t>_rod</w:t>
-      </w:r>
-      <w:proofErr w:type="spellEnd"/>
+        <w:t xml:space="preserve"> }}</w:t>
+      </w:r>
+      <w:r>
+        <w:rPr>
+          <w:sz w:val="21"/>
+          <w:szCs w:val="21"/>
+          <w:lang w:val="uk-UA"/>
+        </w:rPr>
+        <w:t xml:space="preserve"> </w:t>
+      </w:r>
       <w:r>
         <w:rPr>
           <w:sz w:val="21"/>
           <w:szCs w:val="21"/>
           <w:lang w:val="en-US"/>
         </w:rPr>
-        <w:t xml:space="preserve"> }}</w:t>
-      </w:r>
-      <w:r>
-        <w:rPr>
-          <w:sz w:val="21"/>
-          <w:szCs w:val="21"/>
-          <w:lang w:val="uk-UA"/>
-        </w:rPr>
-        <w:t xml:space="preserve"> </w:t>
+        <w:t xml:space="preserve">{{ </w:t>
       </w:r>
       <w:r>
         <w:rPr>
@@ -2043,18 +1818,8 @@
           <w:szCs w:val="21"/>
           <w:lang w:val="en-US"/>
         </w:rPr>
-        <w:t xml:space="preserve">{{ </w:t>
-      </w:r>
-      <w:proofErr w:type="spellStart"/>
-      <w:r>
-        <w:rPr>
-          <w:sz w:val="21"/>
-          <w:szCs w:val="21"/>
-          <w:lang w:val="en-US"/>
-        </w:rPr>
         <w:t>pib_rod</w:t>
       </w:r>
-      <w:proofErr w:type="spellEnd"/>
       <w:r>
         <w:rPr>
           <w:sz w:val="21"/>
@@ -2239,9 +2004,9 @@
           <w:bCs/>
           <w:sz w:val="28"/>
           <w:szCs w:val="28"/>
-          <w:lang w:val="uk-UA"/>
-        </w:rPr>
-        <w:t>полковник</w:t>
+          <w:lang w:val="en-US"/>
+        </w:rPr>
+        <w:t>{{ position }}</w:t>
       </w:r>
       <w:r>
         <w:rPr>
@@ -2261,9 +2026,8 @@
           <w:szCs w:val="28"/>
           <w:lang w:val="en-US"/>
         </w:rPr>
-        <w:t xml:space="preserve">{{ </w:t>
-      </w:r>
-      <w:proofErr w:type="spellStart"/>
+        <w:t>{{ c</w:t>
+      </w:r>
       <w:r>
         <w:rPr>
           <w:b/>
@@ -2272,19 +2036,8 @@
           <w:szCs w:val="28"/>
           <w:lang w:val="en-US"/>
         </w:rPr>
-        <w:t>c</w:t>
-      </w:r>
-      <w:r>
-        <w:rPr>
-          <w:b/>
-          <w:bCs/>
-          <w:sz w:val="28"/>
-          <w:szCs w:val="28"/>
-          <w:lang w:val="en-US"/>
-        </w:rPr>
         <w:t>eo</w:t>
       </w:r>
-      <w:proofErr w:type="spellEnd"/>
       <w:r>
         <w:rPr>
           <w:b/>
@@ -2329,18 +2082,8 @@
           <w:szCs w:val="22"/>
           <w:lang w:val="uk-UA"/>
         </w:rPr>
-        <w:t xml:space="preserve">Вадим </w:t>
-      </w:r>
-      <w:proofErr w:type="spellStart"/>
-      <w:r>
-        <w:rPr>
-          <w:sz w:val="22"/>
-          <w:szCs w:val="22"/>
-          <w:lang w:val="uk-UA"/>
-        </w:rPr>
-        <w:t>Каганов</w:t>
-      </w:r>
-      <w:proofErr w:type="spellEnd"/>
+        <w:t>Вадим Каганов</w:t>
+      </w:r>
     </w:p>
     <w:sectPr>
       <w:headerReference w:type="even" r:id="rId9"/>
@@ -3800,6 +3543,7 @@
     <w:rsid w:val="000C356F"/>
     <w:rsid w:val="000D070C"/>
     <w:rsid w:val="001107A2"/>
+    <w:rsid w:val="00120BE5"/>
     <w:rsid w:val="00133E16"/>
     <w:rsid w:val="001421AB"/>
     <w:rsid w:val="00183EB3"/>
@@ -3808,6 +3552,7 @@
     <w:rsid w:val="00296347"/>
     <w:rsid w:val="002B6B43"/>
     <w:rsid w:val="002E5B5E"/>
+    <w:rsid w:val="00393517"/>
     <w:rsid w:val="003A7D4A"/>
     <w:rsid w:val="003C6EE8"/>
     <w:rsid w:val="003E2CCB"/>
@@ -4322,102 +4067,6 @@
       <w:color w:val="808080"/>
     </w:rPr>
   </w:style>
-  <w:style w:type="paragraph" w:customStyle="1" w:styleId="B6F6172CDC32BC45981A9AE32CC0F3B1">
-    <w:name w:val="B6F6172CDC32BC45981A9AE32CC0F3B1"/>
-    <w:rsid w:val="00AE7A18"/>
-    <w:pPr>
-      <w:spacing w:after="0" w:line="240" w:lineRule="auto"/>
-    </w:pPr>
-    <w:rPr>
-      <w:kern w:val="0"/>
-      <w:lang w:val="en-UA" w:eastAsia="en-GB"/>
-      <w14:ligatures w14:val="none"/>
-    </w:rPr>
-  </w:style>
-  <w:style w:type="paragraph" w:customStyle="1" w:styleId="422EDFB4C42C7B45B7BD32416CB443B3">
-    <w:name w:val="422EDFB4C42C7B45B7BD32416CB443B3"/>
-    <w:rsid w:val="00AE7A18"/>
-    <w:pPr>
-      <w:spacing w:after="0" w:line="240" w:lineRule="auto"/>
-    </w:pPr>
-    <w:rPr>
-      <w:kern w:val="0"/>
-      <w:lang w:val="en-UA" w:eastAsia="en-GB"/>
-      <w14:ligatures w14:val="none"/>
-    </w:rPr>
-  </w:style>
-  <w:style w:type="paragraph" w:customStyle="1" w:styleId="C5C5B52534AD0146AB7AE51372EF3976">
-    <w:name w:val="C5C5B52534AD0146AB7AE51372EF3976"/>
-    <w:rsid w:val="00AE7A18"/>
-    <w:pPr>
-      <w:spacing w:after="0" w:line="240" w:lineRule="auto"/>
-    </w:pPr>
-    <w:rPr>
-      <w:kern w:val="0"/>
-      <w:lang w:val="en-UA" w:eastAsia="en-GB"/>
-      <w14:ligatures w14:val="none"/>
-    </w:rPr>
-  </w:style>
-  <w:style w:type="paragraph" w:customStyle="1" w:styleId="BD7530BD06FF6C4DA13C05F2141656AC">
-    <w:name w:val="BD7530BD06FF6C4DA13C05F2141656AC"/>
-    <w:rsid w:val="00AE7A18"/>
-    <w:pPr>
-      <w:spacing w:after="0" w:line="240" w:lineRule="auto"/>
-    </w:pPr>
-    <w:rPr>
-      <w:kern w:val="0"/>
-      <w:lang w:val="en-UA" w:eastAsia="en-GB"/>
-      <w14:ligatures w14:val="none"/>
-    </w:rPr>
-  </w:style>
-  <w:style w:type="paragraph" w:customStyle="1" w:styleId="3D07C171AE637B46A7E138C0655A9BBE">
-    <w:name w:val="3D07C171AE637B46A7E138C0655A9BBE"/>
-    <w:rsid w:val="00AE7A18"/>
-    <w:pPr>
-      <w:spacing w:after="0" w:line="240" w:lineRule="auto"/>
-    </w:pPr>
-    <w:rPr>
-      <w:kern w:val="0"/>
-      <w:lang w:val="en-UA" w:eastAsia="en-GB"/>
-      <w14:ligatures w14:val="none"/>
-    </w:rPr>
-  </w:style>
-  <w:style w:type="paragraph" w:customStyle="1" w:styleId="CC52E4FB46DFFD4D881DDD949BBA58FA">
-    <w:name w:val="CC52E4FB46DFFD4D881DDD949BBA58FA"/>
-    <w:rsid w:val="00AE7A18"/>
-    <w:pPr>
-      <w:spacing w:after="0" w:line="240" w:lineRule="auto"/>
-    </w:pPr>
-    <w:rPr>
-      <w:kern w:val="0"/>
-      <w:lang w:val="en-UA" w:eastAsia="en-GB"/>
-      <w14:ligatures w14:val="none"/>
-    </w:rPr>
-  </w:style>
-  <w:style w:type="paragraph" w:customStyle="1" w:styleId="B25A03425A486F44AB7F00A9004776CD">
-    <w:name w:val="B25A03425A486F44AB7F00A9004776CD"/>
-    <w:rsid w:val="00AE7A18"/>
-    <w:pPr>
-      <w:spacing w:after="0" w:line="240" w:lineRule="auto"/>
-    </w:pPr>
-    <w:rPr>
-      <w:kern w:val="0"/>
-      <w:lang w:val="en-UA" w:eastAsia="en-GB"/>
-      <w14:ligatures w14:val="none"/>
-    </w:rPr>
-  </w:style>
-  <w:style w:type="paragraph" w:customStyle="1" w:styleId="182228EAD5C14D4994D24E8D717D4EC9">
-    <w:name w:val="182228EAD5C14D4994D24E8D717D4EC9"/>
-    <w:rsid w:val="00AE7A18"/>
-    <w:pPr>
-      <w:spacing w:after="0" w:line="240" w:lineRule="auto"/>
-    </w:pPr>
-    <w:rPr>
-      <w:kern w:val="0"/>
-      <w:lang w:val="en-UA" w:eastAsia="en-GB"/>
-      <w14:ligatures w14:val="none"/>
-    </w:rPr>
-  </w:style>
   <w:style w:type="paragraph" w:customStyle="1" w:styleId="FCC2FC9F39120C4DB9E8CF7D4464674B">
     <w:name w:val="FCC2FC9F39120C4DB9E8CF7D4464674B"/>
     <w:rsid w:val="00AE7A18"/>
